--- a/Notes/Data_Strategy_Sessions_Agendas_Draft_2026-10-28.docx
+++ b/Notes/Data_Strategy_Sessions_Agendas_Draft_2026-10-28.docx
@@ -266,7 +266,7 @@
                 <w:sz w:val="20"/>
                 <w:szCs w:val="20"/>
               </w:rPr>
-              <w:t xml:space="preserve">Draft for Jacqueline and Kevin to review. Session lengths and times are proposed unless the call set them</w:t>
+              <w:t xml:space="preserve">Draft for Jacqueline and Kevin to review. Time boxes and roles are proposed</w:t>
             </w:r>
           </w:p>
         </w:tc>
@@ -506,7 +506,7 @@
                 <w:sz w:val="20"/>
                 <w:szCs w:val="20"/>
               </w:rPr>
-              <w:t xml:space="preserve">• The call set the dates and the 1–5 PM slots. Everything else here (deep-dive lengths, time boxes, roles) is a proposal.</w:t>
+              <w:t xml:space="preserve">• The call set the dates and the 1–5 PM slots. The deep dives are one 1-hour and two 30-minute meetings. Time boxes and roles are proposals.</w:t>
             </w:r>
           </w:p>
         </w:tc>
@@ -815,7 +815,7 @@
                 <w:sz w:val="20"/>
                 <w:szCs w:val="20"/>
               </w:rPr>
-              <w:t xml:space="preserve">60 min (proposed)</w:t>
+              <w:t xml:space="preserve">1 hour</w:t>
             </w:r>
           </w:p>
         </w:tc>
@@ -979,7 +979,7 @@
                 <w:sz w:val="20"/>
                 <w:szCs w:val="20"/>
               </w:rPr>
-              <w:t xml:space="preserve">60 min (proposed)</w:t>
+              <w:t xml:space="preserve">30 min</w:t>
             </w:r>
           </w:p>
         </w:tc>
@@ -1142,7 +1142,7 @@
                 <w:sz w:val="20"/>
                 <w:szCs w:val="20"/>
               </w:rPr>
-              <w:t xml:space="preserve">60 min (proposed)</w:t>
+              <w:t xml:space="preserve">30 min</w:t>
             </w:r>
           </w:p>
         </w:tc>
@@ -1991,7 +1991,7 @@
                 <w:sz w:val="20"/>
                 <w:szCs w:val="20"/>
               </w:rPr>
-              <w:t xml:space="preserve">About 60 minutes each (proposed)</w:t>
+              <w:t xml:space="preserve">Deep Dive 1: 1 hour. Deep Dives 2 and 3: 30 minutes each</w:t>
             </w:r>
           </w:p>
         </w:tc>
@@ -2054,18 +2054,50 @@
           </w:tcPr>
           <w:p>
             <w:pPr>
-              <w:spacing w:after="0"/>
-            </w:pPr>
-            <w:r>
-              <w:rPr>
-                <w:b w:val="false"/>
-                <w:bCs w:val="false"/>
-                <w:i w:val="false"/>
-                <w:iCs w:val="false"/>
-                <w:sz w:val="20"/>
-                <w:szCs w:val="20"/>
-              </w:rPr>
-              <w:t xml:space="preserve">DPC overview and timeline; what's landed vs planned; architecture and data-flow diagrams (GCP, DPC, IRP); list of tools with their purpose; DataHub and context engine plans; how access works on DPC today</w:t>
+              <w:spacing w:after="60"/>
+            </w:pPr>
+            <w:r>
+              <w:rPr>
+                <w:b w:val="false"/>
+                <w:bCs w:val="false"/>
+                <w:i w:val="false"/>
+                <w:iCs w:val="false"/>
+                <w:sz w:val="20"/>
+                <w:szCs w:val="20"/>
+              </w:rPr>
+              <w:t xml:space="preserve">Deep Dive 1: DPC overview and timeline; what's landed vs planned; architecture and data-flow diagrams (GCP, DPC, IRP); background on why we chose DPC and Nexus One; a list of other DPC instances in the bank; a comparison of our DPC, the other instances and GCP, with pros and cons</w:t>
+            </w:r>
+          </w:p>
+          <w:p>
+            <w:pPr>
+              <w:spacing w:after="60"/>
+            </w:pPr>
+            <w:r>
+              <w:rPr>
+                <w:b w:val="false"/>
+                <w:bCs w:val="false"/>
+                <w:i w:val="false"/>
+                <w:iCs w:val="false"/>
+                <w:sz w:val="20"/>
+                <w:szCs w:val="20"/>
+              </w:rPr>
+              <w:t xml:space="preserve">Deep Dive 2: list of tools with their purpose; DataHub and context engine plans</w:t>
+            </w:r>
+          </w:p>
+          <w:p>
+            <w:pPr>
+              <w:spacing w:after="0"/>
+            </w:pPr>
+            <w:r>
+              <w:rPr>
+                <w:b w:val="false"/>
+                <w:bCs w:val="false"/>
+                <w:i w:val="false"/>
+                <w:iCs w:val="false"/>
+                <w:sz w:val="20"/>
+                <w:szCs w:val="20"/>
+              </w:rPr>
+              <w:t xml:space="preserve">Deep Dive 3: how access works on DPC today</w:t>
             </w:r>
           </w:p>
         </w:tc>
@@ -2077,7 +2109,7 @@
         <w:keepNext/>
       </w:pPr>
       <w:r>
-        <w:t xml:space="preserve">Deep Dive 1: DPC and the target state architecture</w:t>
+        <w:t xml:space="preserve">Deep Dive 1: DPC and the target state architecture (1 hour)</w:t>
       </w:r>
     </w:p>
     <w:p>
@@ -2092,7 +2124,7 @@
         <w:t xml:space="preserve">Objective: </w:t>
       </w:r>
       <w:r>
-        <w:t xml:space="preserve">understand what DPC is for us, where it stands, when it will be done, and the target state architecture and data flows.</w:t>
+        <w:t xml:space="preserve">understand what DPC is for us, why we chose it, where it stands, when it will be done, and the target state architecture and data flows.</w:t>
       </w:r>
     </w:p>
     <w:tbl>
@@ -2432,7 +2464,7 @@
                 <w:sz w:val="20"/>
                 <w:szCs w:val="20"/>
               </w:rPr>
-              <w:t xml:space="preserve">0:05–0:20</w:t>
+              <w:t xml:space="preserve">0:05–0:25</w:t>
             </w:r>
           </w:p>
         </w:tc>
@@ -2466,7 +2498,7 @@
                 <w:sz w:val="20"/>
                 <w:szCs w:val="20"/>
               </w:rPr>
-              <w:t xml:space="preserve">DPC in plain terms: what it is for us; what "compute and storage are now separate" means; the target state architecture</w:t>
+              <w:t xml:space="preserve">DPC in plain terms: what it is for us; why we chose it (and Nexus One) and how it compares with other DPC instances and GCP; what "compute and storage are now separate" means</w:t>
             </w:r>
           </w:p>
         </w:tc>
@@ -2573,7 +2605,7 @@
                 <w:sz w:val="20"/>
                 <w:szCs w:val="20"/>
               </w:rPr>
-              <w:t xml:space="preserve">0:20–0:35</w:t>
+              <w:t xml:space="preserve">0:25–0:35</w:t>
             </w:r>
           </w:p>
         </w:tc>
@@ -2746,7 +2778,7 @@
                 <w:sz w:val="20"/>
                 <w:szCs w:val="20"/>
               </w:rPr>
-              <w:t xml:space="preserve">Data flows: GCP vs DPC; IRP (eGRC) on DPC</w:t>
+              <w:t xml:space="preserve">Target state architecture and data flows: GCP vs DPC; IRP (eGRC) on DPC</w:t>
             </w:r>
           </w:p>
         </w:tc>
@@ -2814,7 +2846,7 @@
                 <w:sz w:val="20"/>
                 <w:szCs w:val="20"/>
               </w:rPr>
-              <w:t xml:space="preserve">Data-flow diagrams</w:t>
+              <w:t xml:space="preserve">Architecture and data-flow diagrams</w:t>
             </w:r>
           </w:p>
         </w:tc>
@@ -3120,6 +3152,58 @@
       </w:pPr>
       <w:r>
         <w:t xml:space="preserve">What is DPC for us, in plain terms? When will it be done?</w:t>
+      </w:r>
+    </w:p>
+    <w:p>
+      <w:pPr>
+        <w:pStyle w:val="ListParagraph"/>
+        <w:numPr>
+          <w:ilvl w:val="0"/>
+          <w:numId w:val="2"/>
+        </w:numPr>
+        <w:spacing w:after="60"/>
+      </w:pPr>
+      <w:r>
+        <w:t xml:space="preserve">Why did we historically use DPC?</w:t>
+      </w:r>
+    </w:p>
+    <w:p>
+      <w:pPr>
+        <w:pStyle w:val="ListParagraph"/>
+        <w:numPr>
+          <w:ilvl w:val="0"/>
+          <w:numId w:val="2"/>
+        </w:numPr>
+        <w:spacing w:after="60"/>
+      </w:pPr>
+      <w:r>
+        <w:t xml:space="preserve">What are the benefits of DPC over GCP?</w:t>
+      </w:r>
+    </w:p>
+    <w:p>
+      <w:pPr>
+        <w:pStyle w:val="ListParagraph"/>
+        <w:numPr>
+          <w:ilvl w:val="0"/>
+          <w:numId w:val="2"/>
+        </w:numPr>
+        <w:spacing w:after="60"/>
+      </w:pPr>
+      <w:r>
+        <w:t xml:space="preserve">Are there other DPC instances in the bank? Why did we choose Nexus One?</w:t>
+      </w:r>
+    </w:p>
+    <w:p>
+      <w:pPr>
+        <w:pStyle w:val="ListParagraph"/>
+        <w:numPr>
+          <w:ilvl w:val="0"/>
+          <w:numId w:val="2"/>
+        </w:numPr>
+        <w:spacing w:after="60"/>
+      </w:pPr>
+      <w:r>
+        <w:t xml:space="preserve">What are the pros and cons of our DPC versus the other DPC instances and GCP?</w:t>
       </w:r>
     </w:p>
     <w:p>
@@ -3204,10 +3288,9 @@
       <w:pPr>
         <w:pStyle w:val="Heading2"/>
         <w:keepNext/>
-        <w:pageBreakBefore/>
       </w:pPr>
       <w:r>
-        <w:t xml:space="preserve">Deep Dive 2: Tooling and "AI ready"</w:t>
+        <w:t xml:space="preserve">Deep Dive 2: Tooling and "AI ready" (30 minutes)</w:t>
       </w:r>
     </w:p>
     <w:p>
@@ -3423,7 +3506,7 @@
                 <w:sz w:val="20"/>
                 <w:szCs w:val="20"/>
               </w:rPr>
-              <w:t xml:space="preserve">0:00–0:05</w:t>
+              <w:t xml:space="preserve">0:00–0:03</w:t>
             </w:r>
           </w:p>
         </w:tc>
@@ -3562,7 +3645,7 @@
                 <w:sz w:val="20"/>
                 <w:szCs w:val="20"/>
               </w:rPr>
-              <w:t xml:space="preserve">0:05–0:25</w:t>
+              <w:t xml:space="preserve">0:03–0:13</w:t>
             </w:r>
           </w:p>
         </w:tc>
@@ -3703,7 +3786,7 @@
                 <w:sz w:val="20"/>
                 <w:szCs w:val="20"/>
               </w:rPr>
-              <w:t xml:space="preserve">0:25–0:40</w:t>
+              <w:t xml:space="preserve">0:13–0:21</w:t>
             </w:r>
           </w:p>
         </w:tc>
@@ -3842,7 +3925,7 @@
                 <w:sz w:val="20"/>
                 <w:szCs w:val="20"/>
               </w:rPr>
-              <w:t xml:space="preserve">0:40–0:52</w:t>
+              <w:t xml:space="preserve">0:21–0:27</w:t>
             </w:r>
           </w:p>
         </w:tc>
@@ -3983,7 +4066,7 @@
                 <w:sz w:val="20"/>
                 <w:szCs w:val="20"/>
               </w:rPr>
-              <w:t xml:space="preserve">0:52–1:00</w:t>
+              <w:t xml:space="preserve">0:27–0:30</w:t>
             </w:r>
           </w:p>
         </w:tc>
@@ -4169,7 +4252,7 @@
         <w:pageBreakBefore/>
       </w:pPr>
       <w:r>
-        <w:t xml:space="preserve">Deep Dive 3: Data access, ownership and stewardship</w:t>
+        <w:t xml:space="preserve">Deep Dive 3: Data access, ownership and stewardship (30 minutes)</w:t>
       </w:r>
     </w:p>
     <w:p>
@@ -4385,7 +4468,7 @@
                 <w:sz w:val="20"/>
                 <w:szCs w:val="20"/>
               </w:rPr>
-              <w:t xml:space="preserve">0:00–0:05</w:t>
+              <w:t xml:space="preserve">0:00–0:03</w:t>
             </w:r>
           </w:p>
         </w:tc>
@@ -4524,7 +4607,7 @@
                 <w:sz w:val="20"/>
                 <w:szCs w:val="20"/>
               </w:rPr>
-              <w:t xml:space="preserve">0:05–0:20</w:t>
+              <w:t xml:space="preserve">0:03–0:10</w:t>
             </w:r>
           </w:p>
         </w:tc>
@@ -4665,7 +4748,7 @@
                 <w:sz w:val="20"/>
                 <w:szCs w:val="20"/>
               </w:rPr>
-              <w:t xml:space="preserve">0:20–0:35</w:t>
+              <w:t xml:space="preserve">0:10–0:18</w:t>
             </w:r>
           </w:p>
         </w:tc>
@@ -4804,7 +4887,7 @@
                 <w:sz w:val="20"/>
                 <w:szCs w:val="20"/>
               </w:rPr>
-              <w:t xml:space="preserve">0:35–0:52</w:t>
+              <w:t xml:space="preserve">0:18–0:27</w:t>
             </w:r>
           </w:p>
         </w:tc>
@@ -4945,7 +5028,7 @@
                 <w:sz w:val="20"/>
                 <w:szCs w:val="20"/>
               </w:rPr>
-              <w:t xml:space="preserve">0:52–1:00</w:t>
+              <w:t xml:space="preserve">0:27–0:30</w:t>
             </w:r>
           </w:p>
         </w:tc>
@@ -12688,7 +12771,7 @@
                 <w:sz w:val="20"/>
                 <w:szCs w:val="20"/>
               </w:rPr>
-              <w:t xml:space="preserve">Jacqueline asked me to reach out about scheduling three walkthroughs with technology to prepare for the data strategy workshop on November 17–18. We'd like all three next week (by Friday, November 6), or sooner if technology has materials ready:</w:t>
+              <w:t xml:space="preserve">Jacqueline asked me to reach out about scheduling three walkthroughs with technology to prepare for the data strategy workshop on November 17–18. Could you please set up one 1-hour meeting and two 30-minute meetings next week (by Friday, November 6)? Sooner is great if technology has materials ready.</w:t>
             </w:r>
           </w:p>
           <w:p>
@@ -12700,48 +12783,398 @@
                 <w:sz w:val="20"/>
                 <w:szCs w:val="20"/>
               </w:rPr>
-              <w:t xml:space="preserve">1. DPC and target state architecture: what DPC is for us, what's landed and what's next, the timeline, and the target architecture and data flows (GCP vs DPC; IRP)</w:t>
-            </w:r>
-          </w:p>
-          <w:p>
-            <w:pPr>
-              <w:spacing w:after="70"/>
-            </w:pPr>
-            <w:r>
-              <w:rPr>
-                <w:sz w:val="20"/>
-                <w:szCs w:val="20"/>
-              </w:rPr>
-              <w:t xml:space="preserve">2. Tooling and AI readiness: a walkthrough of the tooling options, including DataHub and the context engine, and what it takes to be AI ready</w:t>
-            </w:r>
-          </w:p>
-          <w:p>
-            <w:pPr>
-              <w:spacing w:after="70"/>
-            </w:pPr>
-            <w:r>
-              <w:rPr>
-                <w:sz w:val="20"/>
-                <w:szCs w:val="20"/>
-              </w:rPr>
-              <w:t xml:space="preserve">3. Data access, ownership and stewardship: how access, ownership and stewardship will work on the data plane, including viewing risk and finance data together</w:t>
-            </w:r>
-          </w:p>
-          <w:p>
-            <w:pPr>
-              <w:spacing w:after="70"/>
-            </w:pPr>
-            <w:r>
-              <w:rPr>
-                <w:sz w:val="20"/>
-                <w:szCs w:val="20"/>
-              </w:rPr>
-              <w:t xml:space="preserve">Attendees: Eric, Moshin, Kevin, James and me, plus anyone technology would like to bring. About 60 minutes each. Draft agendas are attached.</w:t>
-            </w:r>
-          </w:p>
-          <w:p>
-            <w:pPr>
-              <w:spacing w:after="70"/>
+              <w:t xml:space="preserve">Attendees for all three: Eric, Moshin, Kevin, James and me, plus anyone technology would like to bring. The agendas are below, and the draft agenda document is attached.</w:t>
+            </w:r>
+          </w:p>
+          <w:p>
+            <w:pPr>
+              <w:keepNext/>
+              <w:spacing w:after="60" w:before="160"/>
+            </w:pPr>
+            <w:r>
+              <w:rPr>
+                <w:b/>
+                <w:bCs/>
+                <w:sz w:val="20"/>
+                <w:szCs w:val="20"/>
+              </w:rPr>
+              <w:t xml:space="preserve">1. DPC and target state architecture (1 hour)</w:t>
+            </w:r>
+          </w:p>
+          <w:p>
+            <w:pPr>
+              <w:pStyle w:val="ListParagraph"/>
+              <w:numPr>
+                <w:ilvl w:val="0"/>
+                <w:numId w:val="2"/>
+              </w:numPr>
+              <w:spacing w:after="40"/>
+            </w:pPr>
+            <w:r>
+              <w:rPr>
+                <w:sz w:val="20"/>
+                <w:szCs w:val="20"/>
+              </w:rPr>
+              <w:t xml:space="preserve">Purpose and what we need from the session</w:t>
+            </w:r>
+          </w:p>
+          <w:p>
+            <w:pPr>
+              <w:pStyle w:val="ListParagraph"/>
+              <w:numPr>
+                <w:ilvl w:val="0"/>
+                <w:numId w:val="2"/>
+              </w:numPr>
+              <w:spacing w:after="40"/>
+            </w:pPr>
+            <w:r>
+              <w:rPr>
+                <w:sz w:val="20"/>
+                <w:szCs w:val="20"/>
+              </w:rPr>
+              <w:t xml:space="preserve">DPC in plain terms: what it is for us, why we chose it (and Nexus One), how it compares with other DPC instances and GCP, and what "compute and storage are now separate" means</w:t>
+            </w:r>
+          </w:p>
+          <w:p>
+            <w:pPr>
+              <w:pStyle w:val="ListParagraph"/>
+              <w:numPr>
+                <w:ilvl w:val="0"/>
+                <w:numId w:val="2"/>
+              </w:numPr>
+              <w:spacing w:after="40"/>
+            </w:pPr>
+            <w:r>
+              <w:rPr>
+                <w:sz w:val="20"/>
+                <w:szCs w:val="20"/>
+              </w:rPr>
+              <w:t xml:space="preserve">Where we are: what's landed, what's next, and the timeline to done</w:t>
+            </w:r>
+          </w:p>
+          <w:p>
+            <w:pPr>
+              <w:pStyle w:val="ListParagraph"/>
+              <w:numPr>
+                <w:ilvl w:val="0"/>
+                <w:numId w:val="2"/>
+              </w:numPr>
+              <w:spacing w:after="40"/>
+            </w:pPr>
+            <w:r>
+              <w:rPr>
+                <w:sz w:val="20"/>
+                <w:szCs w:val="20"/>
+              </w:rPr>
+              <w:t xml:space="preserve">Target state architecture and data flows: GCP vs DPC; IRP (eGRC) on DPC</w:t>
+            </w:r>
+          </w:p>
+          <w:p>
+            <w:pPr>
+              <w:pStyle w:val="ListParagraph"/>
+              <w:numPr>
+                <w:ilvl w:val="0"/>
+                <w:numId w:val="2"/>
+              </w:numPr>
+              <w:spacing w:after="40"/>
+            </w:pPr>
+            <w:r>
+              <w:rPr>
+                <w:sz w:val="20"/>
+                <w:szCs w:val="20"/>
+              </w:rPr>
+              <w:t xml:space="preserve">What's coming: the user view of DPC data and the agent that recommends sorting and grouping data</w:t>
+            </w:r>
+          </w:p>
+          <w:p>
+            <w:pPr>
+              <w:pStyle w:val="ListParagraph"/>
+              <w:numPr>
+                <w:ilvl w:val="0"/>
+                <w:numId w:val="2"/>
+              </w:numPr>
+              <w:spacing w:after="40"/>
+            </w:pPr>
+            <w:r>
+              <w:rPr>
+                <w:sz w:val="20"/>
+                <w:szCs w:val="20"/>
+              </w:rPr>
+              <w:t xml:space="preserve">Recap and follow-ups</w:t>
+            </w:r>
+          </w:p>
+          <w:p>
+            <w:pPr>
+              <w:spacing w:after="60" w:before="60"/>
+            </w:pPr>
+            <w:r>
+              <w:rPr>
+                <w:i/>
+                <w:iCs/>
+                <w:sz w:val="20"/>
+                <w:szCs w:val="20"/>
+              </w:rPr>
+              <w:t xml:space="preserve">Helpful beforehand: </w:t>
+            </w:r>
+            <w:r>
+              <w:rPr>
+                <w:i/>
+                <w:iCs/>
+                <w:sz w:val="20"/>
+                <w:szCs w:val="20"/>
+              </w:rPr>
+              <w:t xml:space="preserve">DPC overview and timeline; what's landed vs planned; architecture and data-flow diagrams; background on why we chose DPC and Nexus One; a list of other DPC instances in the bank; a comparison of our DPC, the other instances and GCP, with pros and cons</w:t>
+            </w:r>
+          </w:p>
+          <w:p>
+            <w:pPr>
+              <w:keepNext/>
+              <w:spacing w:after="60" w:before="160"/>
+            </w:pPr>
+            <w:r>
+              <w:rPr>
+                <w:b/>
+                <w:bCs/>
+                <w:sz w:val="20"/>
+                <w:szCs w:val="20"/>
+              </w:rPr>
+              <w:t xml:space="preserve">2. Tooling and AI readiness (30 minutes)</w:t>
+            </w:r>
+          </w:p>
+          <w:p>
+            <w:pPr>
+              <w:pStyle w:val="ListParagraph"/>
+              <w:numPr>
+                <w:ilvl w:val="0"/>
+                <w:numId w:val="2"/>
+              </w:numPr>
+              <w:spacing w:after="40"/>
+            </w:pPr>
+            <w:r>
+              <w:rPr>
+                <w:sz w:val="20"/>
+                <w:szCs w:val="20"/>
+              </w:rPr>
+              <w:t xml:space="preserve">Purpose and what we need from the session</w:t>
+            </w:r>
+          </w:p>
+          <w:p>
+            <w:pPr>
+              <w:pStyle w:val="ListParagraph"/>
+              <w:numPr>
+                <w:ilvl w:val="0"/>
+                <w:numId w:val="2"/>
+              </w:numPr>
+              <w:spacing w:after="40"/>
+            </w:pPr>
+            <w:r>
+              <w:rPr>
+                <w:sz w:val="20"/>
+                <w:szCs w:val="20"/>
+              </w:rPr>
+              <w:t xml:space="preserve">Tool walkthrough: what each tool is for, who uses it and its status (e.g. Dremio, DataHub)</w:t>
+            </w:r>
+          </w:p>
+          <w:p>
+            <w:pPr>
+              <w:pStyle w:val="ListParagraph"/>
+              <w:numPr>
+                <w:ilvl w:val="0"/>
+                <w:numId w:val="2"/>
+              </w:numPr>
+              <w:spacing w:after="40"/>
+            </w:pPr>
+            <w:r>
+              <w:rPr>
+                <w:sz w:val="20"/>
+                <w:szCs w:val="20"/>
+              </w:rPr>
+              <w:t xml:space="preserve">DataHub and the context engine: what each does and how they can run in parallel</w:t>
+            </w:r>
+          </w:p>
+          <w:p>
+            <w:pPr>
+              <w:pStyle w:val="ListParagraph"/>
+              <w:numPr>
+                <w:ilvl w:val="0"/>
+                <w:numId w:val="2"/>
+              </w:numPr>
+              <w:spacing w:after="40"/>
+            </w:pPr>
+            <w:r>
+              <w:rPr>
+                <w:sz w:val="20"/>
+                <w:szCs w:val="20"/>
+              </w:rPr>
+              <w:t xml:space="preserve">What "AI ready" means and what it takes for risk data</w:t>
+            </w:r>
+          </w:p>
+          <w:p>
+            <w:pPr>
+              <w:pStyle w:val="ListParagraph"/>
+              <w:numPr>
+                <w:ilvl w:val="0"/>
+                <w:numId w:val="2"/>
+              </w:numPr>
+              <w:spacing w:after="40"/>
+            </w:pPr>
+            <w:r>
+              <w:rPr>
+                <w:sz w:val="20"/>
+                <w:szCs w:val="20"/>
+              </w:rPr>
+              <w:t xml:space="preserve">Fit to our use cases; recap and follow-ups</w:t>
+            </w:r>
+          </w:p>
+          <w:p>
+            <w:pPr>
+              <w:spacing w:after="60" w:before="60"/>
+            </w:pPr>
+            <w:r>
+              <w:rPr>
+                <w:i/>
+                <w:iCs/>
+                <w:sz w:val="20"/>
+                <w:szCs w:val="20"/>
+              </w:rPr>
+              <w:t xml:space="preserve">Helpful beforehand: </w:t>
+            </w:r>
+            <w:r>
+              <w:rPr>
+                <w:i/>
+                <w:iCs/>
+                <w:sz w:val="20"/>
+                <w:szCs w:val="20"/>
+              </w:rPr>
+              <w:t xml:space="preserve">a list of tools with their purpose; DataHub and context engine plans</w:t>
+            </w:r>
+          </w:p>
+          <w:p>
+            <w:pPr>
+              <w:keepNext/>
+              <w:spacing w:after="60" w:before="160"/>
+            </w:pPr>
+            <w:r>
+              <w:rPr>
+                <w:b/>
+                <w:bCs/>
+                <w:sz w:val="20"/>
+                <w:szCs w:val="20"/>
+              </w:rPr>
+              <w:t xml:space="preserve">3. Data access, ownership and stewardship (30 minutes)</w:t>
+            </w:r>
+          </w:p>
+          <w:p>
+            <w:pPr>
+              <w:pStyle w:val="ListParagraph"/>
+              <w:numPr>
+                <w:ilvl w:val="0"/>
+                <w:numId w:val="2"/>
+              </w:numPr>
+              <w:spacing w:after="40"/>
+            </w:pPr>
+            <w:r>
+              <w:rPr>
+                <w:sz w:val="20"/>
+                <w:szCs w:val="20"/>
+              </w:rPr>
+              <w:t xml:space="preserve">Purpose and what we need from the session</w:t>
+            </w:r>
+          </w:p>
+          <w:p>
+            <w:pPr>
+              <w:pStyle w:val="ListParagraph"/>
+              <w:numPr>
+                <w:ilvl w:val="0"/>
+                <w:numId w:val="2"/>
+              </w:numPr>
+              <w:spacing w:after="40"/>
+            </w:pPr>
+            <w:r>
+              <w:rPr>
+                <w:sz w:val="20"/>
+                <w:szCs w:val="20"/>
+              </w:rPr>
+              <w:t xml:space="preserve">How access is requested and granted on the data plane (tenants, Dremio instances)</w:t>
+            </w:r>
+          </w:p>
+          <w:p>
+            <w:pPr>
+              <w:pStyle w:val="ListParagraph"/>
+              <w:numPr>
+                <w:ilvl w:val="0"/>
+                <w:numId w:val="2"/>
+              </w:numPr>
+              <w:spacing w:after="40"/>
+            </w:pPr>
+            <w:r>
+              <w:rPr>
+                <w:sz w:val="20"/>
+                <w:szCs w:val="20"/>
+              </w:rPr>
+              <w:t xml:space="preserve">Viewing risk and finance data together, given separate Dremio instances; could DataHub help?</w:t>
+            </w:r>
+          </w:p>
+          <w:p>
+            <w:pPr>
+              <w:pStyle w:val="ListParagraph"/>
+              <w:numPr>
+                <w:ilvl w:val="0"/>
+                <w:numId w:val="2"/>
+              </w:numPr>
+              <w:spacing w:after="40"/>
+            </w:pPr>
+            <w:r>
+              <w:rPr>
+                <w:sz w:val="20"/>
+                <w:szCs w:val="20"/>
+              </w:rPr>
+              <w:t xml:space="preserve">Ownership and stewardship on a platform rather than applications: the data owner, how ABO responsibilities carry over, and stewardship roles</w:t>
+            </w:r>
+          </w:p>
+          <w:p>
+            <w:pPr>
+              <w:pStyle w:val="ListParagraph"/>
+              <w:numPr>
+                <w:ilvl w:val="0"/>
+                <w:numId w:val="2"/>
+              </w:numPr>
+              <w:spacing w:after="40"/>
+            </w:pPr>
+            <w:r>
+              <w:rPr>
+                <w:sz w:val="20"/>
+                <w:szCs w:val="20"/>
+              </w:rPr>
+              <w:t xml:space="preserve">Recap and follow-ups</w:t>
+            </w:r>
+          </w:p>
+          <w:p>
+            <w:pPr>
+              <w:spacing w:after="60" w:before="60"/>
+            </w:pPr>
+            <w:r>
+              <w:rPr>
+                <w:i/>
+                <w:iCs/>
+                <w:sz w:val="20"/>
+                <w:szCs w:val="20"/>
+              </w:rPr>
+              <w:t xml:space="preserve">Helpful beforehand: </w:t>
+            </w:r>
+            <w:r>
+              <w:rPr>
+                <w:i/>
+                <w:iCs/>
+                <w:sz w:val="20"/>
+                <w:szCs w:val="20"/>
+              </w:rPr>
+              <w:t xml:space="preserve">how access works on DPC today</w:t>
+            </w:r>
+          </w:p>
+          <w:p>
+            <w:pPr>
+              <w:spacing w:after="70" w:before="160"/>
             </w:pPr>
             <w:r>
               <w:rPr>
